--- a/docs/handoff/Connecting-To-Live-Google.docx
+++ b/docs/handoff/Connecting-To-Live-Google.docx
@@ -3281,7 +3281,15 @@
         <w:spacing w:after="140" w:line="276"/>
       </w:pPr>
       <w:r>
-        <w:t xml:space="preserve">Each of these was found during design or code review, before any of it shipped. They are recorded here so you do not rediscover them the hard way.</w:t>
+        <w:t xml:space="preserve">The first seven of these were found during design or code review of this project, before any of it shipped, and each is traceable to a specific review finding. They are recorded here so you do not rediscover them the hard way.</w:t>
+      </w:r>
+    </w:p>
+    <w:p>
+      <w:pPr>
+        <w:spacing w:after="140" w:line="276"/>
+      </w:pPr>
+      <w:r>
+        <w:t xml:space="preserve">The eighth is different, and is labelled as such: it is ordinary advice for any Google integration, not something this project discovered. It is included because it will bite you, not because anyone here hit it.</w:t>
       </w:r>
     </w:p>
     <w:tbl>
@@ -3297,8 +3305,9 @@
         </w:tblBorders>
       </w:tblPr>
       <w:tblGrid>
-        <w:gridCol w:w="3600"/>
-        <w:gridCol w:w="6480"/>
+        <w:gridCol w:w="2700"/>
+        <w:gridCol w:w="4700"/>
+        <w:gridCol w:w="2680"/>
       </w:tblGrid>
       <w:tr>
         <w:trPr>
@@ -3306,7 +3315,7 @@
         </w:trPr>
         <w:tc>
           <w:tcPr>
-            <w:tcW w:type="dxa" w:w="3600"/>
+            <w:tcW w:type="dxa" w:w="2700"/>
             <w:shd w:fill="F4F1E9" w:val="clear"/>
             <w:tcMar>
               <w:top w:type="dxa" w:w="90"/>
@@ -3329,7 +3338,7 @@
         </w:tc>
         <w:tc>
           <w:tcPr>
-            <w:tcW w:type="dxa" w:w="6480"/>
+            <w:tcW w:type="dxa" w:w="4700"/>
             <w:shd w:fill="F4F1E9" w:val="clear"/>
             <w:tcMar>
               <w:top w:type="dxa" w:w="90"/>
@@ -3350,11 +3359,34 @@
             </w:r>
           </w:p>
         </w:tc>
-      </w:tr>
-      <w:tr>
-        <w:tc>
-          <w:tcPr>
-            <w:tcW w:type="dxa" w:w="3600"/>
+        <w:tc>
+          <w:tcPr>
+            <w:tcW w:type="dxa" w:w="2680"/>
+            <w:shd w:fill="F4F1E9" w:val="clear"/>
+            <w:tcMar>
+              <w:top w:type="dxa" w:w="90"/>
+              <w:left w:type="dxa" w:w="120"/>
+              <w:bottom w:type="dxa" w:w="90"/>
+              <w:right w:type="dxa" w:w="120"/>
+            </w:tcMar>
+          </w:tcPr>
+          <w:p>
+            <w:r>
+              <w:rPr>
+                <w:b/>
+                <w:bCs/>
+                <w:sz w:val="19"/>
+                <w:szCs w:val="19"/>
+              </w:rPr>
+              <w:t xml:space="preserve">Found by</w:t>
+            </w:r>
+          </w:p>
+        </w:tc>
+      </w:tr>
+      <w:tr>
+        <w:tc>
+          <w:tcPr>
+            <w:tcW w:type="dxa" w:w="2700"/>
             <w:tcMar>
               <w:top w:type="dxa" w:w="90"/>
               <w:left w:type="dxa" w:w="120"/>
@@ -3374,29 +3406,49 @@
         </w:tc>
         <w:tc>
           <w:tcPr>
-            <w:tcW w:type="dxa" w:w="6480"/>
-            <w:tcMar>
-              <w:top w:type="dxa" w:w="90"/>
-              <w:left w:type="dxa" w:w="120"/>
-              <w:bottom w:type="dxa" w:w="90"/>
-              <w:right w:type="dxa" w:w="120"/>
-            </w:tcMar>
-          </w:tcPr>
-          <w:p>
-            <w:r>
-              <w:rPr>
-                <w:sz w:val="19"/>
-                <w:szCs w:val="19"/>
-              </w:rPr>
-              <w:t xml:space="preserve">Google returns published posts only. Every draft and scheduled post is silently dropped, and every test still passes because the fake behaves differently. This was rated the most dangerous finding in the review.</w:t>
-            </w:r>
-          </w:p>
-        </w:tc>
-      </w:tr>
-      <w:tr>
-        <w:tc>
-          <w:tcPr>
-            <w:tcW w:type="dxa" w:w="3600"/>
+            <w:tcW w:type="dxa" w:w="4700"/>
+            <w:tcMar>
+              <w:top w:type="dxa" w:w="90"/>
+              <w:left w:type="dxa" w:w="120"/>
+              <w:bottom w:type="dxa" w:w="90"/>
+              <w:right w:type="dxa" w:w="120"/>
+            </w:tcMar>
+          </w:tcPr>
+          <w:p>
+            <w:r>
+              <w:rPr>
+                <w:sz w:val="19"/>
+                <w:szCs w:val="19"/>
+              </w:rPr>
+              <w:t xml:space="preserve">Google returns published posts only. Every draft and scheduled post is silently dropped, and every test still passes because the fake behaves differently. Rated the most dangerous finding in the review.</w:t>
+            </w:r>
+          </w:p>
+        </w:tc>
+        <w:tc>
+          <w:tcPr>
+            <w:tcW w:type="dxa" w:w="2680"/>
+            <w:tcMar>
+              <w:top w:type="dxa" w:w="90"/>
+              <w:left w:type="dxa" w:w="120"/>
+              <w:bottom w:type="dxa" w:w="90"/>
+              <w:right w:type="dxa" w:w="120"/>
+            </w:tcMar>
+          </w:tcPr>
+          <w:p>
+            <w:r>
+              <w:rPr>
+                <w:sz w:val="19"/>
+                <w:szCs w:val="19"/>
+              </w:rPr>
+              <w:t xml:space="preserve">Architecture review, APPLY-D</w:t>
+            </w:r>
+          </w:p>
+        </w:tc>
+      </w:tr>
+      <w:tr>
+        <w:tc>
+          <w:tcPr>
+            <w:tcW w:type="dxa" w:w="2700"/>
             <w:tcMar>
               <w:top w:type="dxa" w:w="90"/>
               <w:left w:type="dxa" w:w="120"/>
@@ -3416,7 +3468,7 @@
         </w:tc>
         <w:tc>
           <w:tcPr>
-            <w:tcW w:type="dxa" w:w="6480"/>
+            <w:tcW w:type="dxa" w:w="4700"/>
             <w:tcMar>
               <w:top w:type="dxa" w:w="90"/>
               <w:left w:type="dxa" w:w="120"/>
@@ -3434,11 +3486,31 @@
             </w:r>
           </w:p>
         </w:tc>
-      </w:tr>
-      <w:tr>
-        <w:tc>
-          <w:tcPr>
-            <w:tcW w:type="dxa" w:w="3600"/>
+        <w:tc>
+          <w:tcPr>
+            <w:tcW w:type="dxa" w:w="2680"/>
+            <w:tcMar>
+              <w:top w:type="dxa" w:w="90"/>
+              <w:left w:type="dxa" w:w="120"/>
+              <w:bottom w:type="dxa" w:w="90"/>
+              <w:right w:type="dxa" w:w="120"/>
+            </w:tcMar>
+          </w:tcPr>
+          <w:p>
+            <w:r>
+              <w:rPr>
+                <w:sz w:val="19"/>
+                <w:szCs w:val="19"/>
+              </w:rPr>
+              <w:t xml:space="preserve">Product discovery; the original requirements had this wrong</w:t>
+            </w:r>
+          </w:p>
+        </w:tc>
+      </w:tr>
+      <w:tr>
+        <w:tc>
+          <w:tcPr>
+            <w:tcW w:type="dxa" w:w="2700"/>
             <w:tcMar>
               <w:top w:type="dxa" w:w="90"/>
               <w:left w:type="dxa" w:w="120"/>
@@ -3458,7 +3530,7 @@
         </w:tc>
         <w:tc>
           <w:tcPr>
-            <w:tcW w:type="dxa" w:w="6480"/>
+            <w:tcW w:type="dxa" w:w="4700"/>
             <w:tcMar>
               <w:top w:type="dxa" w:w="90"/>
               <w:left w:type="dxa" w:w="120"/>
@@ -3476,11 +3548,31 @@
             </w:r>
           </w:p>
         </w:tc>
-      </w:tr>
-      <w:tr>
-        <w:tc>
-          <w:tcPr>
-            <w:tcW w:type="dxa" w:w="3600"/>
+        <w:tc>
+          <w:tcPr>
+            <w:tcW w:type="dxa" w:w="2680"/>
+            <w:tcMar>
+              <w:top w:type="dxa" w:w="90"/>
+              <w:left w:type="dxa" w:w="120"/>
+              <w:bottom w:type="dxa" w:w="90"/>
+              <w:right w:type="dxa" w:w="120"/>
+            </w:tcMar>
+          </w:tcPr>
+          <w:p>
+            <w:r>
+              <w:rPr>
+                <w:sz w:val="19"/>
+                <w:szCs w:val="19"/>
+              </w:rPr>
+              <w:t xml:space="preserve">Product discovery; also missing from the original requirements</w:t>
+            </w:r>
+          </w:p>
+        </w:tc>
+      </w:tr>
+      <w:tr>
+        <w:tc>
+          <w:tcPr>
+            <w:tcW w:type="dxa" w:w="2700"/>
             <w:tcMar>
               <w:top w:type="dxa" w:w="90"/>
               <w:left w:type="dxa" w:w="120"/>
@@ -3500,7 +3592,7 @@
         </w:tc>
         <w:tc>
           <w:tcPr>
-            <w:tcW w:type="dxa" w:w="6480"/>
+            <w:tcW w:type="dxa" w:w="4700"/>
             <w:tcMar>
               <w:top w:type="dxa" w:w="90"/>
               <w:left w:type="dxa" w:w="120"/>
@@ -3518,11 +3610,31 @@
             </w:r>
           </w:p>
         </w:tc>
-      </w:tr>
-      <w:tr>
-        <w:tc>
-          <w:tcPr>
-            <w:tcW w:type="dxa" w:w="3600"/>
+        <w:tc>
+          <w:tcPr>
+            <w:tcW w:type="dxa" w:w="2680"/>
+            <w:tcMar>
+              <w:top w:type="dxa" w:w="90"/>
+              <w:left w:type="dxa" w:w="120"/>
+              <w:bottom w:type="dxa" w:w="90"/>
+              <w:right w:type="dxa" w:w="120"/>
+            </w:tcMar>
+          </w:tcPr>
+          <w:p>
+            <w:r>
+              <w:rPr>
+                <w:sz w:val="19"/>
+                <w:szCs w:val="19"/>
+              </w:rPr>
+              <w:t xml:space="preserve">Architecture review, APPLY-F</w:t>
+            </w:r>
+          </w:p>
+        </w:tc>
+      </w:tr>
+      <w:tr>
+        <w:tc>
+          <w:tcPr>
+            <w:tcW w:type="dxa" w:w="2700"/>
             <w:tcMar>
               <w:top w:type="dxa" w:w="90"/>
               <w:left w:type="dxa" w:w="120"/>
@@ -3542,7 +3654,7 @@
         </w:tc>
         <w:tc>
           <w:tcPr>
-            <w:tcW w:type="dxa" w:w="6480"/>
+            <w:tcW w:type="dxa" w:w="4700"/>
             <w:tcMar>
               <w:top w:type="dxa" w:w="90"/>
               <w:left w:type="dxa" w:w="120"/>
@@ -3560,11 +3672,31 @@
             </w:r>
           </w:p>
         </w:tc>
-      </w:tr>
-      <w:tr>
-        <w:tc>
-          <w:tcPr>
-            <w:tcW w:type="dxa" w:w="3600"/>
+        <w:tc>
+          <w:tcPr>
+            <w:tcW w:type="dxa" w:w="2680"/>
+            <w:tcMar>
+              <w:top w:type="dxa" w:w="90"/>
+              <w:left w:type="dxa" w:w="120"/>
+              <w:bottom w:type="dxa" w:w="90"/>
+              <w:right w:type="dxa" w:w="120"/>
+            </w:tcMar>
+          </w:tcPr>
+          <w:p>
+            <w:r>
+              <w:rPr>
+                <w:sz w:val="19"/>
+                <w:szCs w:val="19"/>
+              </w:rPr>
+              <w:t xml:space="preserve">Code review, P0-3 — the mock had actually done this</w:t>
+            </w:r>
+          </w:p>
+        </w:tc>
+      </w:tr>
+      <w:tr>
+        <w:tc>
+          <w:tcPr>
+            <w:tcW w:type="dxa" w:w="2700"/>
             <w:tcMar>
               <w:top w:type="dxa" w:w="90"/>
               <w:left w:type="dxa" w:w="120"/>
@@ -3584,7 +3716,7 @@
         </w:tc>
         <w:tc>
           <w:tcPr>
-            <w:tcW w:type="dxa" w:w="6480"/>
+            <w:tcW w:type="dxa" w:w="4700"/>
             <w:tcMar>
               <w:top w:type="dxa" w:w="90"/>
               <w:left w:type="dxa" w:w="120"/>
@@ -3602,11 +3734,31 @@
             </w:r>
           </w:p>
         </w:tc>
-      </w:tr>
-      <w:tr>
-        <w:tc>
-          <w:tcPr>
-            <w:tcW w:type="dxa" w:w="3600"/>
+        <w:tc>
+          <w:tcPr>
+            <w:tcW w:type="dxa" w:w="2680"/>
+            <w:tcMar>
+              <w:top w:type="dxa" w:w="90"/>
+              <w:left w:type="dxa" w:w="120"/>
+              <w:bottom w:type="dxa" w:w="90"/>
+              <w:right w:type="dxa" w:w="120"/>
+            </w:tcMar>
+          </w:tcPr>
+          <w:p>
+            <w:r>
+              <w:rPr>
+                <w:sz w:val="19"/>
+                <w:szCs w:val="19"/>
+              </w:rPr>
+              <w:t xml:space="preserve">Architecture review APPLY-C, again at code review APPLY-A</w:t>
+            </w:r>
+          </w:p>
+        </w:tc>
+      </w:tr>
+      <w:tr>
+        <w:tc>
+          <w:tcPr>
+            <w:tcW w:type="dxa" w:w="2700"/>
             <w:tcMar>
               <w:top w:type="dxa" w:w="90"/>
               <w:left w:type="dxa" w:w="120"/>
@@ -3626,7 +3778,7 @@
         </w:tc>
         <w:tc>
           <w:tcPr>
-            <w:tcW w:type="dxa" w:w="6480"/>
+            <w:tcW w:type="dxa" w:w="4700"/>
             <w:tcMar>
               <w:top w:type="dxa" w:w="90"/>
               <w:left w:type="dxa" w:w="120"/>
@@ -3644,11 +3796,31 @@
             </w:r>
           </w:p>
         </w:tc>
-      </w:tr>
-      <w:tr>
-        <w:tc>
-          <w:tcPr>
-            <w:tcW w:type="dxa" w:w="3600"/>
+        <w:tc>
+          <w:tcPr>
+            <w:tcW w:type="dxa" w:w="2680"/>
+            <w:tcMar>
+              <w:top w:type="dxa" w:w="90"/>
+              <w:left w:type="dxa" w:w="120"/>
+              <w:bottom w:type="dxa" w:w="90"/>
+              <w:right w:type="dxa" w:w="120"/>
+            </w:tcMar>
+          </w:tcPr>
+          <w:p>
+            <w:r>
+              <w:rPr>
+                <w:sz w:val="19"/>
+                <w:szCs w:val="19"/>
+              </w:rPr>
+              <w:t xml:space="preserve">Architecture review, APPLY-G</w:t>
+            </w:r>
+          </w:p>
+        </w:tc>
+      </w:tr>
+      <w:tr>
+        <w:tc>
+          <w:tcPr>
+            <w:tcW w:type="dxa" w:w="2700"/>
             <w:tcMar>
               <w:top w:type="dxa" w:w="90"/>
               <w:left w:type="dxa" w:w="120"/>
@@ -3668,7 +3840,7 @@
         </w:tc>
         <w:tc>
           <w:tcPr>
-            <w:tcW w:type="dxa" w:w="6480"/>
+            <w:tcW w:type="dxa" w:w="4700"/>
             <w:tcMar>
               <w:top w:type="dxa" w:w="90"/>
               <w:left w:type="dxa" w:w="120"/>
@@ -3683,6 +3855,35 @@
                 <w:szCs w:val="19"/>
               </w:rPr>
               <w:t xml:space="preserve">A 50-post transfer can outlive a one-hour access token and die in the middle.</w:t>
+            </w:r>
+          </w:p>
+        </w:tc>
+        <w:tc>
+          <w:tcPr>
+            <w:tcW w:type="dxa" w:w="2680"/>
+            <w:tcMar>
+              <w:top w:type="dxa" w:w="90"/>
+              <w:left w:type="dxa" w:w="120"/>
+              <w:bottom w:type="dxa" w:w="90"/>
+              <w:right w:type="dxa" w:w="120"/>
+            </w:tcMar>
+          </w:tcPr>
+          <w:p>
+            <w:r>
+              <w:rPr>
+                <w:b/>
+                <w:bCs/>
+                <w:sz w:val="19"/>
+                <w:szCs w:val="19"/>
+              </w:rPr>
+              <w:t xml:space="preserve">Not a finding from this project. </w:t>
+            </w:r>
+            <w:r>
+              <w:rPr>
+                <w:sz w:val="19"/>
+                <w:szCs w:val="19"/>
+              </w:rPr>
+              <w:t xml:space="preserve">General advice — this build has no OAuth tokens to refresh.</w:t>
             </w:r>
           </w:p>
         </w:tc>

--- a/docs/handoff/Connecting-To-Live-Google.docx
+++ b/docs/handoff/Connecting-To-Live-Google.docx
@@ -2995,7 +2995,7 @@
         <w:tblW w:type="dxa" w:w="10080"/>
         <w:tblBorders>
           <w:top w:val="single" w:color="C9C4B8" w:sz="2"/>
-          <w:left w:val="single" w:color="7A5200" w:sz="18"/>
+          <w:left w:val="single" w:color="0F5C57" w:sz="18"/>
           <w:bottom w:val="single" w:color="C9C4B8" w:sz="2"/>
           <w:right w:val="single" w:color="C9C4B8" w:sz="2"/>
           <w:insideH w:val="none" w:sz="0"/>
@@ -3009,7 +3009,7 @@
         <w:tc>
           <w:tcPr>
             <w:tcW w:type="dxa" w:w="10080"/>
-            <w:shd w:fill="F4F1E9" w:val="clear"/>
+            <w:shd w:fill="E8EFEE" w:val="clear"/>
             <w:tcMar>
               <w:top w:type="dxa" w:w="120"/>
               <w:left w:type="dxa" w:w="160"/>
@@ -3025,11 +3025,11 @@
               <w:rPr>
                 <w:b/>
                 <w:bCs/>
-                <w:color w:val="7A5200"/>
+                <w:color w:val="0F5C57"/>
                 <w:sz w:val="20"/>
                 <w:szCs w:val="20"/>
               </w:rPr>
-              <w:t xml:space="preserve">One known divergence you must resolve</w:t>
+              <w:t xml:space="preserve">A divergence that was already resolved for you</w:t>
             </w:r>
           </w:p>
           <w:p>
@@ -3041,7 +3041,7 @@
                 <w:sz w:val="20"/>
                 <w:szCs w:val="20"/>
               </w:rPr>
-              <w:t xml:space="preserve">The mock invented a coursework state called SCHEDULED, which is not a real Google value. Google represents a scheduled post as state DRAFT with a scheduledTime. The mock’s behaviour is currently pinned by a contract test and clearly flagged as a divergence in the code. Map it properly in your adapter, and update that test.</w:t>
+              <w:t xml:space="preserve">An earlier version of the mock invented a coursework state called SCHEDULED, which is not a real Google value. That has been fixed: the vocabulary is now DRAFT and PUBLISHED exactly as Google defines it, a scheduled post is a DRAFT carrying scheduledTime, and the contract test asserts that representation. Your adapter can map Google responses straight through. (Google also defines DELETED; this app deliberately never requests deleted posts.)</w:t>
             </w:r>
           </w:p>
         </w:tc>
